--- a/drag-drop-app/SessionDocs/clockwork.docx
+++ b/drag-drop-app/SessionDocs/clockwork.docx
@@ -29,6 +29,9 @@
     </w:p>
     <w:p>
       <w:r>
+        <w:rPr>
+          <w:noProof/>
+        </w:rPr>
         <w:drawing>
           <wp:anchor distT="0" distB="0" distL="114300" distR="114300" simplePos="0" relativeHeight="251659264" behindDoc="0" locked="0" layoutInCell="1" allowOverlap="1" wp14:anchorId="5F50064A" wp14:editId="1C0E1EB9">
             <wp:simplePos x="0" y="0"/>
@@ -916,6 +919,9 @@
     <w:p/>
     <w:p>
       <w:r>
+        <w:rPr>
+          <w:noProof/>
+        </w:rPr>
         <w:lastRenderedPageBreak/>
         <w:drawing>
           <wp:anchor distT="0" distB="0" distL="114300" distR="114300" simplePos="0" relativeHeight="251672576" behindDoc="0" locked="0" layoutInCell="1" allowOverlap="1" wp14:anchorId="7E394836" wp14:editId="76943986">
@@ -1080,6 +1086,9 @@
         </mc:AlternateContent>
       </w:r>
       <w:r>
+        <w:rPr>
+          <w:noProof/>
+        </w:rPr>
         <w:drawing>
           <wp:anchor distT="0" distB="0" distL="114300" distR="114300" simplePos="0" relativeHeight="251670528" behindDoc="0" locked="0" layoutInCell="1" allowOverlap="1" wp14:anchorId="4443836E" wp14:editId="6D15F663">
             <wp:simplePos x="0" y="0"/>
@@ -1137,6 +1146,9 @@
         </w:drawing>
       </w:r>
       <w:r>
+        <w:rPr>
+          <w:noProof/>
+        </w:rPr>
         <w:drawing>
           <wp:anchor distT="0" distB="0" distL="114300" distR="114300" simplePos="0" relativeHeight="251669504" behindDoc="0" locked="0" layoutInCell="1" allowOverlap="1" wp14:anchorId="7E9A3596" wp14:editId="7D06C4FB">
             <wp:simplePos x="0" y="0"/>
@@ -1194,6 +1206,9 @@
         </w:drawing>
       </w:r>
       <w:r>
+        <w:rPr>
+          <w:noProof/>
+        </w:rPr>
         <w:drawing>
           <wp:anchor distT="0" distB="0" distL="114300" distR="114300" simplePos="0" relativeHeight="251668480" behindDoc="0" locked="0" layoutInCell="1" allowOverlap="1" wp14:anchorId="07BFDD61" wp14:editId="669C8004">
             <wp:simplePos x="0" y="0"/>
@@ -1251,6 +1266,9 @@
         </w:drawing>
       </w:r>
       <w:r>
+        <w:rPr>
+          <w:noProof/>
+        </w:rPr>
         <w:drawing>
           <wp:inline distT="0" distB="0" distL="0" distR="0" wp14:anchorId="1CE818FC" wp14:editId="0F1334DF">
             <wp:extent cx="4359910" cy="2341245"/>
@@ -1380,13 +1398,8 @@
       </w:r>
     </w:p>
     <w:p>
-      <w:proofErr w:type="gramStart"/>
-      <w:r>
-        <w:t>Starling  -</w:t>
-      </w:r>
-      <w:proofErr w:type="gramEnd"/>
-      <w:r>
-        <w:t xml:space="preserve"> 1 minute</w:t>
+      <w:r>
+        <w:t>Starling  - 1 minute</w:t>
       </w:r>
     </w:p>
     <w:p>
@@ -1397,6 +1410,254 @@
     <w:p>
       <w:r>
         <w:t>In this version make a red o</w:t>
+      </w:r>
+    </w:p>
+    <w:p/>
+    <w:p>
+      <w:r>
+        <w:t>The time actions need another section</w:t>
+      </w:r>
+    </w:p>
+    <w:p>
+      <w:r>
+        <w:t xml:space="preserve">  </w:t>
+      </w:r>
+    </w:p>
+    <w:p>
+      <w:r>
+        <w:t xml:space="preserve">  Level 1 race time  - this the </w:t>
+      </w:r>
+      <w:proofErr w:type="spellStart"/>
+      <w:r>
+        <w:t>esisting</w:t>
+      </w:r>
+      <w:proofErr w:type="spellEnd"/>
+      <w:r>
+        <w:t xml:space="preserve"> race start time - add an end race button so we can record the duration of </w:t>
+      </w:r>
+      <w:proofErr w:type="spellStart"/>
+      <w:r>
+        <w:t>ther</w:t>
+      </w:r>
+      <w:proofErr w:type="spellEnd"/>
+      <w:r>
+        <w:t xml:space="preserve"> entire race</w:t>
+      </w:r>
+    </w:p>
+    <w:p>
+      <w:r>
+        <w:t xml:space="preserve">  Class countdown - this is an </w:t>
+      </w:r>
+      <w:proofErr w:type="spellStart"/>
+      <w:r>
+        <w:t>wew</w:t>
+      </w:r>
+      <w:proofErr w:type="spellEnd"/>
+      <w:r>
+        <w:t xml:space="preserve"> category - a race comprises multiple boat classes (</w:t>
+      </w:r>
+      <w:proofErr w:type="spellStart"/>
+      <w:r>
+        <w:t>e.g</w:t>
+      </w:r>
+      <w:proofErr w:type="spellEnd"/>
+      <w:r>
+        <w:t xml:space="preserve"> Ilca, Staring and Optimist) </w:t>
+      </w:r>
+    </w:p>
+    <w:p>
+      <w:r>
+        <w:t xml:space="preserve">  Flag timer  - these are the current times set when the race officer drags the flag </w:t>
+      </w:r>
+      <w:proofErr w:type="spellStart"/>
+      <w:r>
+        <w:t>snd</w:t>
+      </w:r>
+      <w:proofErr w:type="spellEnd"/>
+      <w:r>
+        <w:t xml:space="preserve"> sets a </w:t>
+      </w:r>
+      <w:proofErr w:type="spellStart"/>
+      <w:r>
+        <w:t>tme</w:t>
+      </w:r>
+      <w:proofErr w:type="spellEnd"/>
+      <w:r>
+        <w:t xml:space="preserve"> for the flags to be 'up'</w:t>
+      </w:r>
+    </w:p>
+    <w:p>
+      <w:r>
+        <w:lastRenderedPageBreak/>
+        <w:t xml:space="preserve">  </w:t>
+      </w:r>
+    </w:p>
+    <w:p>
+      <w:r>
+        <w:t xml:space="preserve">  - we add the new class time - this will have the countdown for each of the flag countdown</w:t>
+      </w:r>
+    </w:p>
+    <w:p>
+      <w:r>
+        <w:t xml:space="preserve">  </w:t>
+      </w:r>
+    </w:p>
+    <w:p>
+      <w:r>
+        <w:t xml:space="preserve">  For Example - Race officer sets the race to start at 11H30</w:t>
+      </w:r>
+    </w:p>
+    <w:p>
+      <w:r>
+        <w:t xml:space="preserve">he drags the </w:t>
+      </w:r>
+      <w:proofErr w:type="spellStart"/>
+      <w:r>
+        <w:t>ilca</w:t>
+      </w:r>
+      <w:proofErr w:type="spellEnd"/>
+      <w:r>
+        <w:t xml:space="preserve"> class flag and the </w:t>
+      </w:r>
+      <w:proofErr w:type="spellStart"/>
+      <w:r>
+        <w:t>subsiquent</w:t>
+      </w:r>
+      <w:proofErr w:type="spellEnd"/>
+      <w:r>
+        <w:t xml:space="preserve"> flags into the event </w:t>
+      </w:r>
+      <w:proofErr w:type="spellStart"/>
+      <w:r>
+        <w:t>grig</w:t>
+      </w:r>
+      <w:proofErr w:type="spellEnd"/>
+      <w:r>
+        <w:t xml:space="preserve"> (with a blue outline)</w:t>
+      </w:r>
+    </w:p>
+    <w:p>
+      <w:r>
+        <w:t>Next class has a new event grid and this has a green outline - etc</w:t>
+      </w:r>
+    </w:p>
+    <w:p/>
+    <w:p>
+      <w:r>
+        <w:t xml:space="preserve">There must be </w:t>
+      </w:r>
+      <w:proofErr w:type="spellStart"/>
+      <w:r>
+        <w:t>a</w:t>
+      </w:r>
+      <w:proofErr w:type="spellEnd"/>
+      <w:r>
+        <w:t xml:space="preserve"> overall count down with  the class count down as sum of class flags</w:t>
+      </w:r>
+    </w:p>
+    <w:p>
+      <w:r>
+        <w:t>New example Event grid</w:t>
+      </w:r>
+    </w:p>
+    <w:p>
+      <w:r>
+        <w:t>|Boat Class 1|</w:t>
+      </w:r>
+    </w:p>
+    <w:p>
+      <w:r>
+        <w:tab/>
+        <w:t>|Flag1| countdown 3 min|</w:t>
+      </w:r>
+    </w:p>
+    <w:p>
+      <w:r>
+        <w:tab/>
+        <w:t>|Flag 2| Countdown 2 min|</w:t>
+      </w:r>
+    </w:p>
+    <w:p>
+      <w:r>
+        <w:tab/>
+        <w:t>|Flag 3| Countdown 1 min|</w:t>
+      </w:r>
+    </w:p>
+    <w:p>
+      <w:r>
+        <w:t>|Boats class 1 total countdown| 5 min|</w:t>
+      </w:r>
+    </w:p>
+    <w:p>
+      <w:r>
+        <w:t>|Boat Class 2|</w:t>
+      </w:r>
+    </w:p>
+    <w:p>
+      <w:r>
+        <w:tab/>
+        <w:t>|Flag4| countdown 3 min|</w:t>
+      </w:r>
+    </w:p>
+    <w:p>
+      <w:r>
+        <w:tab/>
+        <w:t>|Flag 2| Countdown 2 min|</w:t>
+      </w:r>
+    </w:p>
+    <w:p>
+      <w:r>
+        <w:tab/>
+        <w:t>|Flag 3| Countdown 1 min|</w:t>
+      </w:r>
+    </w:p>
+    <w:p>
+      <w:r>
+        <w:t>|Boats class 2 total countdown| 5 min|</w:t>
+      </w:r>
+    </w:p>
+    <w:p/>
+    <w:p>
+      <w:r>
+        <w:rPr>
+          <w:noProof/>
+        </w:rPr>
+        <w:lastRenderedPageBreak/>
+        <w:drawing>
+          <wp:inline distT="0" distB="0" distL="0" distR="0" wp14:anchorId="39B3D08A" wp14:editId="42540B02">
+            <wp:extent cx="2444876" cy="3219615"/>
+            <wp:effectExtent l="0" t="0" r="0" b="0"/>
+            <wp:docPr id="1720234086" name="Picture 1"/>
+            <wp:cNvGraphicFramePr>
+              <a:graphicFrameLocks xmlns:a="http://schemas.openxmlformats.org/drawingml/2006/main" noChangeAspect="1"/>
+            </wp:cNvGraphicFramePr>
+            <a:graphic xmlns:a="http://schemas.openxmlformats.org/drawingml/2006/main">
+              <a:graphicData uri="http://schemas.openxmlformats.org/drawingml/2006/picture">
+                <pic:pic xmlns:pic="http://schemas.openxmlformats.org/drawingml/2006/picture">
+                  <pic:nvPicPr>
+                    <pic:cNvPr id="1720234086" name=""/>
+                    <pic:cNvPicPr/>
+                  </pic:nvPicPr>
+                  <pic:blipFill>
+                    <a:blip r:embed="rId10"/>
+                    <a:stretch>
+                      <a:fillRect/>
+                    </a:stretch>
+                  </pic:blipFill>
+                  <pic:spPr>
+                    <a:xfrm>
+                      <a:off x="0" y="0"/>
+                      <a:ext cx="2444876" cy="3219615"/>
+                    </a:xfrm>
+                    <a:prstGeom prst="rect">
+                      <a:avLst/>
+                    </a:prstGeom>
+                  </pic:spPr>
+                </pic:pic>
+              </a:graphicData>
+            </a:graphic>
+          </wp:inline>
+        </w:drawing>
       </w:r>
     </w:p>
     <w:sectPr>
